--- a/deliverables/V4-V11_SYNC/PACKAGES/NEW_V11_Synchronized_Production_Package/05_SHORTS/Individual/NEW_V11_Short_3.docx
+++ b/deliverables/V4-V11_SYNC/PACKAGES/NEW_V11_Synchronized_Production_Package/05_SHORTS/Individual/NEW_V11_Short_3.docx
@@ -106,7 +106,7 @@
         <w:rPr>
           <w:sz w:val="21"/>
         </w:rPr>
-        <w:t>64 words, about 0:23 at 165 words per minute, arithmetic</w:t>
+        <w:t>143 words, about 0:52 at 165 words per minute, arithmetic</w:t>
       </w:r>
     </w:p>
     <w:p>
@@ -125,7 +125,7 @@
         <w:rPr>
           <w:sz w:val="21"/>
         </w:rPr>
-        <w:t>Wednesday, September 16, 2026 | 1:46 PM CT</w:t>
+        <w:t>Wednesday, September 16, 2026 | 3:16 PM CT</w:t>
       </w:r>
     </w:p>
     <w:p>
@@ -154,7 +154,7 @@
           <w:i w:val="0"/>
           <w:sz w:val="26"/>
         </w:rPr>
-        <w:t>Then ask COST. What does the difference actually cost you?</w:t>
+        <w:t>What does the difference actually cost you? Not every mismatch deserves the same response.</w:t>
       </w:r>
     </w:p>
     <w:p>
@@ -183,7 +183,7 @@
           <w:i w:val="0"/>
           <w:sz w:val="22"/>
         </w:rPr>
-        <w:t>Not every mismatch deserves the same response.</w:t>
+        <w:t>I would look at four costs. CAPABILITY. Is this role building judgment, scope, and experience you want to carry forward? EVIDENCE. Will you be able to prove meaningful work from this version of the job?</w:t>
       </w:r>
     </w:p>
     <w:p>
@@ -196,7 +196,7 @@
           <w:i w:val="0"/>
           <w:sz w:val="22"/>
         </w:rPr>
-        <w:t>I would look at four costs.</w:t>
+        <w:t>COMPENSATION. Has the scope changed enough that the pay, level, or agreement needs to be revisited? LIFE. Did the practical cost change: travel, hours, location, caregiving, health, or something else that mattered when you accepted?</w:t>
       </w:r>
     </w:p>
     <w:p>
@@ -209,7 +209,7 @@
           <w:i w:val="0"/>
           <w:sz w:val="22"/>
         </w:rPr>
-        <w:t>CAPABILITY. Is this role building judgment, scope, and experience you want to carry forward?</w:t>
+        <w:t>There can also be a positive cost calculation. The job may be different but better.</w:t>
       </w:r>
     </w:p>
     <w:p>
@@ -222,7 +222,7 @@
           <w:i w:val="0"/>
           <w:sz w:val="22"/>
         </w:rPr>
-        <w:t>EVIDENCE. Will you be able to prove meaningful work from this version of the job?</w:t>
+        <w:t>A mismatch can be manageable in one category and unacceptable in another. You need to know which one you are actually reacting to.</w:t>
       </w:r>
     </w:p>
     <w:p>
@@ -251,7 +251,7 @@
           <w:i w:val="0"/>
           <w:sz w:val="22"/>
         </w:rPr>
-        <w:t>A mismatch can be manageable in one category and unacceptable in another.</w:t>
+        <w:t>Name one real cost. Then choose one next action: clarify, negotiate, test for a defined period, or begin planning another option.</w:t>
       </w:r>
     </w:p>
     <w:p>

--- a/deliverables/V4-V11_SYNC/PACKAGES/NEW_V11_Synchronized_Production_Package/05_SHORTS/Individual/NEW_V11_Short_3.docx
+++ b/deliverables/V4-V11_SYNC/PACKAGES/NEW_V11_Synchronized_Production_Package/05_SHORTS/Individual/NEW_V11_Short_3.docx
@@ -125,7 +125,7 @@
         <w:rPr>
           <w:sz w:val="21"/>
         </w:rPr>
-        <w:t>Wednesday, September 16, 2026 | 3:16 PM CT</w:t>
+        <w:t>Wednesday, September 16, 2026 | 3:21 PM CT</w:t>
       </w:r>
     </w:p>
     <w:p>
@@ -267,6 +267,292 @@
           <w:color w:val="8A6D1E"/>
           <w:sz w:val="17"/>
         </w:rPr>
+        <w:t>OPENING, SPECIFIC TO THIS SHORT</w:t>
+      </w:r>
+    </w:p>
+    <w:tbl>
+      <w:tblPr>
+        <w:tblW w:type="auto" w:w="0"/>
+        <w:jc w:val="left"/>
+        <w:tblBorders>
+          <w:top w:val="single" w:sz="4" w:space="0" w:color="C9BFA8"/>
+          <w:left w:val="single" w:sz="4" w:space="0" w:color="C9BFA8"/>
+          <w:bottom w:val="single" w:sz="4" w:space="0" w:color="C9BFA8"/>
+          <w:right w:val="single" w:sz="4" w:space="0" w:color="C9BFA8"/>
+          <w:insideH w:val="single" w:sz="4" w:space="0" w:color="C9BFA8"/>
+          <w:insideV w:val="single" w:sz="4" w:space="0" w:color="C9BFA8"/>
+        </w:tblBorders>
+        <w:tblLayout w:type="fixed"/>
+        <w:tblLook w:firstColumn="1" w:firstRow="1" w:lastColumn="0" w:lastRow="0" w:noHBand="0" w:noVBand="1" w:val="04A0"/>
+      </w:tblPr>
+      <w:tblGrid>
+        <w:gridCol w:w="4824"/>
+        <w:gridCol w:w="4824"/>
+      </w:tblGrid>
+      <w:tr>
+        <w:trPr>
+          <w:tblHeader w:val="true"/>
+        </w:trPr>
+        <w:tc>
+          <w:tcPr>
+            <w:tcW w:type="dxa" w:w="2304"/>
+            <w:shd w:val="clear" w:color="auto" w:fill="F3EFE6"/>
+          </w:tcPr>
+          <w:p>
+            <w:pPr>
+              <w:spacing w:before="60" w:after="60" w:line="264" w:lineRule="auto"/>
+            </w:pPr>
+            <w:r/>
+            <w:r>
+              <w:rPr>
+                <w:b/>
+                <w:i w:val="0"/>
+                <w:color w:val="112345"/>
+                <w:sz w:val="17"/>
+              </w:rPr>
+            </w:r>
+          </w:p>
+        </w:tc>
+        <w:tc>
+          <w:tcPr>
+            <w:tcW w:type="dxa" w:w="7344"/>
+            <w:shd w:val="clear" w:color="auto" w:fill="F3EFE6"/>
+          </w:tcPr>
+          <w:p>
+            <w:pPr>
+              <w:spacing w:before="60" w:after="60" w:line="264" w:lineRule="auto"/>
+            </w:pPr>
+            <w:r/>
+            <w:r>
+              <w:rPr>
+                <w:b/>
+                <w:i w:val="0"/>
+                <w:color w:val="112345"/>
+                <w:sz w:val="17"/>
+              </w:rPr>
+            </w:r>
+          </w:p>
+        </w:tc>
+      </w:tr>
+      <w:tr>
+        <w:tc>
+          <w:tcPr>
+            <w:tcW w:type="dxa" w:w="2304"/>
+          </w:tcPr>
+          <w:p>
+            <w:pPr>
+              <w:spacing w:before="60" w:after="60" w:line="264" w:lineRule="auto"/>
+            </w:pPr>
+            <w:r/>
+            <w:r>
+              <w:rPr>
+                <w:b w:val="0"/>
+                <w:i w:val="0"/>
+                <w:sz w:val="17"/>
+              </w:rPr>
+              <w:t>On-screen text</w:t>
+            </w:r>
+          </w:p>
+        </w:tc>
+        <w:tc>
+          <w:tcPr>
+            <w:tcW w:type="dxa" w:w="7344"/>
+          </w:tcPr>
+          <w:p>
+            <w:pPr>
+              <w:spacing w:before="60" w:after="60" w:line="264" w:lineRule="auto"/>
+            </w:pPr>
+            <w:r/>
+            <w:r>
+              <w:rPr>
+                <w:b w:val="0"/>
+                <w:i w:val="0"/>
+                <w:sz w:val="17"/>
+              </w:rPr>
+              <w:t>What does the difference actually cost you?</w:t>
+            </w:r>
+          </w:p>
+        </w:tc>
+      </w:tr>
+      <w:tr>
+        <w:tc>
+          <w:tcPr>
+            <w:tcW w:type="dxa" w:w="2304"/>
+          </w:tcPr>
+          <w:p>
+            <w:pPr>
+              <w:spacing w:before="60" w:after="60" w:line="264" w:lineRule="auto"/>
+            </w:pPr>
+            <w:r/>
+            <w:r>
+              <w:rPr>
+                <w:b w:val="0"/>
+                <w:i w:val="0"/>
+                <w:sz w:val="17"/>
+              </w:rPr>
+              <w:t>Opening visual</w:t>
+            </w:r>
+          </w:p>
+        </w:tc>
+        <w:tc>
+          <w:tcPr>
+            <w:tcW w:type="dxa" w:w="7344"/>
+          </w:tcPr>
+          <w:p>
+            <w:pPr>
+              <w:spacing w:before="60" w:after="60" w:line="264" w:lineRule="auto"/>
+            </w:pPr>
+            <w:r/>
+            <w:r>
+              <w:rPr>
+                <w:b w:val="0"/>
+                <w:i w:val="0"/>
+                <w:sz w:val="17"/>
+              </w:rPr>
+              <w:t>Camera, 9:16</w:t>
+            </w:r>
+          </w:p>
+        </w:tc>
+      </w:tr>
+      <w:tr>
+        <w:tc>
+          <w:tcPr>
+            <w:tcW w:type="dxa" w:w="2304"/>
+          </w:tcPr>
+          <w:p>
+            <w:pPr>
+              <w:spacing w:before="60" w:after="60" w:line="264" w:lineRule="auto"/>
+            </w:pPr>
+            <w:r/>
+            <w:r>
+              <w:rPr>
+                <w:b w:val="0"/>
+                <w:i w:val="0"/>
+                <w:sz w:val="17"/>
+              </w:rPr>
+              <w:t>Sound</w:t>
+            </w:r>
+          </w:p>
+        </w:tc>
+        <w:tc>
+          <w:tcPr>
+            <w:tcW w:type="dxa" w:w="7344"/>
+          </w:tcPr>
+          <w:p>
+            <w:pPr>
+              <w:spacing w:before="60" w:after="60" w:line="264" w:lineRule="auto"/>
+            </w:pPr>
+            <w:r/>
+            <w:r>
+              <w:rPr>
+                <w:b w:val="0"/>
+                <w:i w:val="0"/>
+                <w:sz w:val="17"/>
+              </w:rPr>
+              <w:t>One accent, on “cost”</w:t>
+            </w:r>
+          </w:p>
+        </w:tc>
+      </w:tr>
+      <w:tr>
+        <w:tc>
+          <w:tcPr>
+            <w:tcW w:type="dxa" w:w="2304"/>
+          </w:tcPr>
+          <w:p>
+            <w:pPr>
+              <w:spacing w:before="60" w:after="60" w:line="264" w:lineRule="auto"/>
+            </w:pPr>
+            <w:r/>
+            <w:r>
+              <w:rPr>
+                <w:b w:val="0"/>
+                <w:i w:val="0"/>
+                <w:sz w:val="17"/>
+              </w:rPr>
+              <w:t>Cut to NEW_V11_FS_06_FOUR_COST_LENSES</w:t>
+            </w:r>
+          </w:p>
+        </w:tc>
+        <w:tc>
+          <w:tcPr>
+            <w:tcW w:type="dxa" w:w="7344"/>
+          </w:tcPr>
+          <w:p>
+            <w:pPr>
+              <w:spacing w:before="60" w:after="60" w:line="264" w:lineRule="auto"/>
+            </w:pPr>
+            <w:r/>
+            <w:r>
+              <w:rPr>
+                <w:b w:val="0"/>
+                <w:i w:val="0"/>
+                <w:sz w:val="17"/>
+              </w:rPr>
+              <w:t>on “I would look at four costs.”</w:t>
+            </w:r>
+          </w:p>
+        </w:tc>
+      </w:tr>
+      <w:tr>
+        <w:tc>
+          <w:tcPr>
+            <w:tcW w:type="dxa" w:w="2304"/>
+          </w:tcPr>
+          <w:p>
+            <w:pPr>
+              <w:spacing w:before="60" w:after="60" w:line="264" w:lineRule="auto"/>
+            </w:pPr>
+            <w:r/>
+            <w:r>
+              <w:rPr>
+                <w:b w:val="0"/>
+                <w:i w:val="0"/>
+                <w:sz w:val="17"/>
+              </w:rPr>
+              <w:t>Payoff frame</w:t>
+            </w:r>
+          </w:p>
+        </w:tc>
+        <w:tc>
+          <w:tcPr>
+            <w:tcW w:type="dxa" w:w="7344"/>
+          </w:tcPr>
+          <w:p>
+            <w:pPr>
+              <w:spacing w:before="60" w:after="60" w:line="264" w:lineRule="auto"/>
+            </w:pPr>
+            <w:r/>
+            <w:r>
+              <w:rPr>
+                <w:b w:val="0"/>
+                <w:i w:val="0"/>
+                <w:sz w:val="17"/>
+              </w:rPr>
+              <w:t>NEW_V11_FS_12_NAME_THE_DIFFERENCE, held on the ask</w:t>
+            </w:r>
+          </w:p>
+        </w:tc>
+      </w:tr>
+    </w:tbl>
+    <w:p>
+      <w:pPr>
+        <w:spacing w:after="120"/>
+      </w:pPr>
+    </w:p>
+    <w:p>
+      <w:pPr>
+        <w:spacing w:before="200" w:after="60"/>
+        <w:keepNext w:val="1"/>
+        <w:keepLines w:val="1"/>
+      </w:pPr>
+      <w:r>
+        <w:rPr>
+          <w:b/>
+          <w:i w:val="0"/>
+          <w:color w:val="8A6D1E"/>
+          <w:sz w:val="17"/>
+        </w:rPr>
         <w:t>EVERY LINE ABOVE</w:t>
       </w:r>
     </w:p>
@@ -280,7 +566,7 @@
           <w:i w:val="0"/>
           <w:sz w:val="21"/>
         </w:rPr>
-        <w:t>Verbatim from the reconciled master. No narration was invented and no sentences were joined into a claim the script does not make.</w:t>
+        <w:t>Verbatim from the reconciled master. No narration was invented and no sentences were joined into a claim the script does not make. The list it teaches is complete, every reference has its antecedent inside the Short, and the ask is one action.</w:t>
       </w:r>
     </w:p>
     <w:sectPr>

--- a/deliverables/V4-V11_SYNC/PACKAGES/NEW_V11_Synchronized_Production_Package/05_SHORTS/Individual/NEW_V11_Short_3.docx
+++ b/deliverables/V4-V11_SYNC/PACKAGES/NEW_V11_Synchronized_Production_Package/05_SHORTS/Individual/NEW_V11_Short_3.docx
@@ -106,7 +106,7 @@
         <w:rPr>
           <w:sz w:val="21"/>
         </w:rPr>
-        <w:t>143 words, about 0:52 at 165 words per minute, arithmetic</w:t>
+        <w:t>128 words, about 0:47 at 165 words per minute, arithmetic</w:t>
       </w:r>
     </w:p>
     <w:p>
@@ -125,7 +125,7 @@
         <w:rPr>
           <w:sz w:val="21"/>
         </w:rPr>
-        <w:t>Wednesday, September 16, 2026 | 3:21 PM CT</w:t>
+        <w:t>Thursday, September 17, 2026 | 8:55 AM CT</w:t>
       </w:r>
     </w:p>
     <w:p>
@@ -197,19 +197,6 @@
           <w:sz w:val="22"/>
         </w:rPr>
         <w:t>COMPENSATION. Has the scope changed enough that the pay, level, or agreement needs to be revisited? LIFE. Did the practical cost change: travel, hours, location, caregiving, health, or something else that mattered when you accepted?</w:t>
-      </w:r>
-    </w:p>
-    <w:p>
-      <w:pPr>
-        <w:spacing w:before="0" w:after="80"/>
-      </w:pPr>
-      <w:r>
-        <w:rPr>
-          <w:b w:val="0"/>
-          <w:i w:val="0"/>
-          <w:sz w:val="22"/>
-        </w:rPr>
-        <w:t>There can also be a positive cost calculation. The job may be different but better.</w:t>
       </w:r>
     </w:p>
     <w:p>

--- a/deliverables/V4-V11_SYNC/PACKAGES/NEW_V11_Synchronized_Production_Package/05_SHORTS/Individual/NEW_V11_Short_3.docx
+++ b/deliverables/V4-V11_SYNC/PACKAGES/NEW_V11_Synchronized_Production_Package/05_SHORTS/Individual/NEW_V11_Short_3.docx
@@ -106,7 +106,7 @@
         <w:rPr>
           <w:sz w:val="21"/>
         </w:rPr>
-        <w:t>128 words, about 0:47 at 165 words per minute, arithmetic</w:t>
+        <w:t>120 words, about 0:44 at 165 words per minute, arithmetic</w:t>
       </w:r>
     </w:p>
     <w:p>
@@ -125,7 +125,7 @@
         <w:rPr>
           <w:sz w:val="21"/>
         </w:rPr>
-        <w:t>Thursday, September 17, 2026 | 8:55 AM CT</w:t>
+        <w:t>Thursday, September 17, 2026 | 12:57 PM CT</w:t>
       </w:r>
     </w:p>
     <w:p>
@@ -154,7 +154,7 @@
           <w:i w:val="0"/>
           <w:sz w:val="26"/>
         </w:rPr>
-        <w:t>What does the difference actually cost you? Not every mismatch deserves the same response.</w:t>
+        <w:t>You accepted one job. Then you started doing another.</w:t>
       </w:r>
     </w:p>
     <w:p>
@@ -171,6 +171,19 @@
           <w:sz w:val="17"/>
         </w:rPr>
         <w:t>HOLD ATTENTION</w:t>
+      </w:r>
+    </w:p>
+    <w:p>
+      <w:pPr>
+        <w:spacing w:before="0" w:after="80"/>
+      </w:pPr>
+      <w:r>
+        <w:rPr>
+          <w:b w:val="0"/>
+          <w:i w:val="0"/>
+          <w:sz w:val="22"/>
+        </w:rPr>
+        <w:t>What does the difference actually cost you? Not every mismatch deserves the same response.</w:t>
       </w:r>
     </w:p>
     <w:p>
@@ -238,7 +251,7 @@
           <w:i w:val="0"/>
           <w:sz w:val="22"/>
         </w:rPr>
-        <w:t>Name one real cost. Then choose one next action: clarify, negotiate, test for a defined period, or begin planning another option.</w:t>
+        <w:t>Name one real cost.</w:t>
       </w:r>
     </w:p>
     <w:p>

--- a/deliverables/V4-V11_SYNC/PACKAGES/NEW_V11_Synchronized_Production_Package/05_SHORTS/Individual/NEW_V11_Short_3.docx
+++ b/deliverables/V4-V11_SYNC/PACKAGES/NEW_V11_Synchronized_Production_Package/05_SHORTS/Individual/NEW_V11_Short_3.docx
@@ -125,7 +125,7 @@
         <w:rPr>
           <w:sz w:val="21"/>
         </w:rPr>
-        <w:t>Thursday, September 17, 2026 | 12:57 PM CT</w:t>
+        <w:t>Saturday, September 19, 2026 | 6:36 AM CT</w:t>
       </w:r>
     </w:p>
     <w:p>

--- a/deliverables/V4-V11_SYNC/PACKAGES/NEW_V11_Synchronized_Production_Package/05_SHORTS/Individual/NEW_V11_Short_3.docx
+++ b/deliverables/V4-V11_SYNC/PACKAGES/NEW_V11_Synchronized_Production_Package/05_SHORTS/Individual/NEW_V11_Short_3.docx
@@ -125,7 +125,7 @@
         <w:rPr>
           <w:sz w:val="21"/>
         </w:rPr>
-        <w:t>Saturday, September 19, 2026 | 6:36 AM CT</w:t>
+        <w:t>Saturday, September 19, 2026 | 7:08 AM CT</w:t>
       </w:r>
     </w:p>
     <w:p>
